--- a/ky/discovery-articles/7.4 Электр унаалары.docx
+++ b/ky/discovery-articles/7.4 Электр унаалары.docx
@@ -4,586 +4,387 @@
   <w:body>
     <w:p>
       <w:pPr>
-        <w:keepNext/>
-        <w:spacing w:before="280" w:after="120"/>
+        <w:pStyle w:val="Title"/>
+        <w:widowControl/>
       </w:pPr>
       <w:r>
-        <w:rPr>
-          <w:rFonts w:ascii="Calibri" w:hAnsi="Calibri" w:eastAsia="Calibri"/>
-          <w:b/>
-          <w:i w:val="0"/>
-          <w:color w:val="004E8C"/>
-          <w:sz w:val="44"/>
-        </w:rPr>
         <w:t>7.4 Электр унаалары</w:t>
       </w:r>
     </w:p>
     <w:p>
       <w:pPr>
-        <w:spacing w:after="80"/>
+        <w:keepNext/>
+        <w:widowControl/>
       </w:pPr>
       <w:r>
         <w:rPr>
-          <w:rFonts w:ascii="Calibri" w:hAnsi="Calibri" w:eastAsia="Calibri"/>
-          <w:b w:val="0"/>
-          <w:i/>
-          <w:color w:val="505050"/>
-          <w:sz w:val="22"/>
+          <w:sz w:val="20"/>
         </w:rPr>
-        <w:t>7. Өнүгүп келе жаткан жана түп-тамырынан өзгөртүүчү технологиялар</w:t>
-      </w:r>
-    </w:p>
-    <w:p>
-      <w:pPr>
-        <w:spacing w:after="200"/>
-      </w:pPr>
-      <w:r>
-        <w:rPr>
-          <w:rFonts w:ascii="Calibri" w:hAnsi="Calibri" w:eastAsia="Calibri"/>
-          <w:b w:val="0"/>
-          <w:i/>
-          <w:sz w:val="22"/>
-        </w:rPr>
-        <w:t>Мезгил: 1880-жылдар (алгачкы электр унаалары); 1990-жылдар (GM EV1); 2008-жылдан бүгүнкү күнгө чейин (Tesla жана азыркы электр унаа доору) | Негизги өкүлдөр: Шарль Жанто (Франция, 1881-жыл); GM EV1 (1996-жыл); Илон Маск / Мартин Эберхард (Tesla, 2003-жыл)</w:t>
-      </w:r>
-    </w:p>
-    <w:p>
-      <w:pPr>
-        <w:spacing w:after="160" w:line="276" w:lineRule="auto"/>
-      </w:pPr>
-      <w:r>
-        <w:rPr>
-          <w:rFonts w:ascii="Calibri" w:hAnsi="Calibri" w:eastAsia="Calibri"/>
-          <w:b w:val="0"/>
-          <w:i w:val="0"/>
-          <w:sz w:val="22"/>
-        </w:rPr>
-        <w:t>Электр унаасында цилиндрлерде күйүүчү май жагылбайт; анын ордуна борттогу батареядан же башка электр булагынан кубат алган кыймылдаткычтар иштейт. Бир кылым мурда башталган алгачкы аракет токтоп калган, бирок батареялар жакшырганда электр унаалары кайра кайтып келди.</w:t>
+        <w:t>7. Дүйнөнү өзгөрткөн жаңы технологиялар</w:t>
       </w:r>
     </w:p>
     <w:p>
       <w:pPr>
         <w:keepNext/>
-        <w:spacing w:before="240" w:after="120"/>
+        <w:widowControl/>
       </w:pPr>
       <w:r>
         <w:rPr>
-          <w:rFonts w:ascii="Calibri" w:hAnsi="Calibri" w:eastAsia="Calibri"/>
-          <w:b/>
-          <w:i w:val="0"/>
-          <w:color w:val="004E8C"/>
-          <w:sz w:val="28"/>
+          <w:sz w:val="20"/>
         </w:rPr>
-        <w:t>Негизги фактылар</w:t>
+        <w:t>Мезгил: 1880-жылдар — алгачкы электр унаалары; 1990-жылдар — General Motors (GM) компаниясынын EV1 унаасы; 2008-жылдан азыркыга чейин — Tesla жана электр унааларынын азыркы доору | Негизги салым кошкондор: Шарль Жанто — Франция, 1881-жыл; GM EV1 — 1996-жыл; Илон Маск / Мартин Эберхард — Tesla, 2003-жыл</w:t>
+      </w:r>
+    </w:p>
+    <w:p>
+      <w:pPr>
+        <w:widowControl/>
+      </w:pPr>
+      <w:r>
+        <w:t>Электр унаасы цилиндрде күйүүчү май жагуунун ордуна борттогу батареядан же башка электр булагынан азыктанган кыймылдаткычты колдонот. Бир кылым мурдагы алгачкы өнүгүүсү токтоп калгандан кийин, батареялар жакшырганда электр унаалары кайра кайтып келди.</w:t>
+      </w:r>
+    </w:p>
+    <w:p>
+      <w:pPr>
+        <w:pStyle w:val="Heading1"/>
+        <w:widowControl/>
+      </w:pPr>
+      <w:r>
+        <w:t>Негизги маалыматтар</w:t>
       </w:r>
     </w:p>
     <w:p>
       <w:pPr>
         <w:pStyle w:val="ListBullet"/>
+        <w:widowControl/>
       </w:pPr>
       <w:r>
-        <w:rPr>
-          <w:rFonts w:ascii="Calibri" w:hAnsi="Calibri" w:eastAsia="Calibri"/>
-          <w:b w:val="0"/>
-          <w:i w:val="0"/>
-          <w:sz w:val="22"/>
-        </w:rPr>
-        <w:t>1890–1910-жылдары электр унаалары кеңири тараган, бирок кийин арзан бензин автоунаалары үстөмдүк кылган</w:t>
+        <w:t>Электр унаалары 1890–1910-жылдары кеңири колдонулган, бирок кийин арзан бензин унаалары үстөмдүк кылган.</w:t>
       </w:r>
     </w:p>
     <w:p>
       <w:pPr>
         <w:pStyle w:val="ListBullet"/>
+        <w:widowControl/>
       </w:pPr>
       <w:r>
-        <w:rPr>
-          <w:rFonts w:ascii="Calibri" w:hAnsi="Calibri" w:eastAsia="Calibri"/>
-          <w:b w:val="0"/>
-          <w:i w:val="0"/>
-          <w:sz w:val="22"/>
-        </w:rPr>
-        <w:t>Электр кыймылдаткычы токту жогорку натыйжалуулук менен айланма кыймылга айлантат</w:t>
+        <w:t>Электр кыймылдаткычы токту жогорку натыйжалуулук менен айлануу кыймылына өткөрөт.</w:t>
       </w:r>
     </w:p>
     <w:p>
       <w:pPr>
         <w:pStyle w:val="ListBullet"/>
+        <w:widowControl/>
       </w:pPr>
       <w:r>
-        <w:rPr>
-          <w:rFonts w:ascii="Calibri" w:hAnsi="Calibri" w:eastAsia="Calibri"/>
-          <w:b w:val="0"/>
-          <w:i w:val="0"/>
-          <w:sz w:val="22"/>
-        </w:rPr>
-        <w:t>Азыркы кайра жаралуу литий-ион батарея топтомдоруна жана кубат электроникасына таянат</w:t>
+        <w:t>Азыркы кайра жаралуу литий-ион батарея топтомдоруна жана күч электроникасына таянат.</w:t>
       </w:r>
     </w:p>
     <w:p>
       <w:pPr>
         <w:pStyle w:val="ListBullet"/>
+        <w:widowControl/>
       </w:pPr>
       <w:r>
-        <w:rPr>
-          <w:rFonts w:ascii="Calibri" w:hAnsi="Calibri" w:eastAsia="Calibri"/>
-          <w:b w:val="0"/>
-          <w:i w:val="0"/>
-          <w:sz w:val="22"/>
-        </w:rPr>
-        <w:t>Электр унаасы чыгарындыны түтүктөн электр станциясына, ошондой эле кен казуу этабына жылдырат</w:t>
+        <w:t>Электр унаалары чыгындыларды унаанын түтүгүнөн электр станциясына жана кен казууга жылдырат.</w:t>
       </w:r>
     </w:p>
     <w:p>
       <w:pPr>
         <w:pStyle w:val="ListBullet"/>
+        <w:widowControl/>
       </w:pPr>
       <w:r>
-        <w:rPr>
-          <w:rFonts w:ascii="Calibri" w:hAnsi="Calibri" w:eastAsia="Calibri"/>
-          <w:b w:val="0"/>
-          <w:i w:val="0"/>
-          <w:sz w:val="22"/>
-        </w:rPr>
-        <w:t>Көп айдоочулар үчүн кубаттоо убактысы менен жүрүү аралыгы дагы эле негизги практикалык чектөө болуп саналат</w:t>
+        <w:t>Көп айдоочулар үчүн кубаттоо убактысы жана бир кубаттоо менен жүрүү аралыгы негизги чектөө бойдон калууда.</w:t>
       </w:r>
     </w:p>
     <w:p>
       <w:pPr>
-        <w:keepNext/>
-        <w:spacing w:before="240" w:after="120"/>
+        <w:pStyle w:val="Heading1"/>
+        <w:widowControl/>
       </w:pPr>
       <w:r>
-        <w:rPr>
-          <w:rFonts w:ascii="Calibri" w:hAnsi="Calibri" w:eastAsia="Calibri"/>
-          <w:b/>
-          <w:i w:val="0"/>
-          <w:color w:val="004E8C"/>
-          <w:sz w:val="28"/>
-        </w:rPr>
-        <w:t>Бул эмне</w:t>
+        <w:t>Бул эмне?</w:t>
       </w:r>
     </w:p>
     <w:p>
       <w:pPr>
-        <w:spacing w:after="160" w:line="276" w:lineRule="auto"/>
+        <w:widowControl/>
       </w:pPr>
       <w:r>
-        <w:rPr>
-          <w:rFonts w:ascii="Calibri" w:hAnsi="Calibri" w:eastAsia="Calibri"/>
-          <w:b w:val="0"/>
-          <w:i w:val="0"/>
-          <w:sz w:val="22"/>
-        </w:rPr>
-        <w:t>Электр унаасы — электр кыймылдаткычтары менен жүргөн автоунаа, автобус же башка транспорт каражаты. Батареялуу электр унаасында энергия элементтер топтомунда сакталат, ал эми башкаргыч токту кыймылдаткычтарга бөлүштүрөт. Жүрүү учурунда бензин күйбөйт. Натыйжалуулугу жогору: кадимки жылуулук кыймылдаткычына караганда сакталган энергиянын көбү кыймылга айланат. Мындай унааны дөңгөлөктүү компьютер жана батарея деп да мүнөздөсө болот.</w:t>
+        <w:t xml:space="preserve">Электр унаасы — электр кыймылдаткычы менен жүргөн жеңил автоунаа, автобус же башка транспорт. Батареялуу үлгүдө энергия элементтердин топтомунда сакталат, ал эми башкаргыч кыймылдаткычка ток берет. Жүрүш учурунда бензин күйбөйт. Кадимки жылуулук кыймылдаткычына салыштырганда сакталган энергиянын көбүрөөк бөлүгү кыймылга айланат. Мындай унааны шарттуу түрдө дөңгөлөктөгү компьютер менен батарея деп элестетсе болот.</w:t>
       </w:r>
     </w:p>
     <w:p>
       <w:pPr>
-        <w:keepNext/>
-        <w:spacing w:before="240" w:after="120"/>
+        <w:pStyle w:val="Heading1"/>
+        <w:widowControl/>
       </w:pPr>
       <w:r>
-        <w:rPr>
-          <w:rFonts w:ascii="Calibri" w:hAnsi="Calibri" w:eastAsia="Calibri"/>
-          <w:b/>
-          <w:i w:val="0"/>
-          <w:color w:val="004E8C"/>
-          <w:sz w:val="28"/>
-        </w:rPr>
-        <w:t>Аны ким ачкан же ойлоп тапкан</w:t>
+        <w:t xml:space="preserve">Ким ойлоп тапкан</w:t>
       </w:r>
     </w:p>
     <w:p>
       <w:pPr>
-        <w:spacing w:after="160" w:line="276" w:lineRule="auto"/>
+        <w:widowControl/>
       </w:pPr>
       <w:r>
-        <w:rPr>
-          <w:rFonts w:ascii="Calibri" w:hAnsi="Calibri" w:eastAsia="Calibri"/>
-          <w:b w:val="0"/>
-          <w:i w:val="0"/>
-          <w:sz w:val="22"/>
-        </w:rPr>
-        <w:t>XIX кылымдын аягында ар кайсы ойлоп табуучулар ишенимдүү электр арабаларын жасаган; айрым шаарларда алар буу жана бензин унааларынан да көп сатылган. Генри Форддун арзан бензин автоунаалары жана моторду кол менен бурабай от алдырган стартер электр унааларын четке сүрдү. Азыркы кайра жаралууга 1990-жылдардагы компаниялык долбоорлор, андан соң Tesla жана бара-бара дээрлик бардык ири автоөндүрүүчүлөр салым кошту. Электр кыймылдаткычы эски, ал эми батарея топтому менен программалык камсыздоо жаңы.</w:t>
+        <w:t>XIX кылымдын аягында ойлоп табуучулар ишке жарамдуу электр арабаларын жасашкан. Айрым шаарларда алар бир мезгилде буу жана бензин унааларынан көп сатылган. Генри Форддун арзан бензин унаалары жана кыймылдаткычты кол менен айлантуунун ордуна иштеткен электр стартери электр унааларын четке сүрдү. Азыркы өнүгүүгө 1990-жылдардагы компаниялык программалар, андан соң Tesla, кийин дээрлик бардык ири автоунаа өндүрүүчүлөр катышты. Кыймылдаткычтын идеясы эски, ал эми батарея топтому менен программалык камсыздоо жаңырды.</w:t>
       </w:r>
     </w:p>
     <w:p>
       <w:pPr>
-        <w:keepNext/>
-        <w:spacing w:before="240" w:after="120"/>
+        <w:pStyle w:val="Heading1"/>
+        <w:widowControl/>
       </w:pPr>
       <w:r>
-        <w:rPr>
-          <w:rFonts w:ascii="Calibri" w:hAnsi="Calibri" w:eastAsia="Calibri"/>
-          <w:b/>
-          <w:i w:val="0"/>
-          <w:color w:val="004E8C"/>
-          <w:sz w:val="28"/>
-        </w:rPr>
-        <w:t>Качан жана кантип пайда болгон</w:t>
+        <w:t>Качан жана кантип пайда болгон?</w:t>
       </w:r>
     </w:p>
     <w:p>
       <w:pPr>
-        <w:spacing w:after="160" w:line="276" w:lineRule="auto"/>
+        <w:widowControl/>
       </w:pPr>
       <w:r>
-        <w:rPr>
-          <w:rFonts w:ascii="Calibri" w:hAnsi="Calibri" w:eastAsia="Calibri"/>
-          <w:b w:val="0"/>
-          <w:i w:val="0"/>
-          <w:sz w:val="22"/>
-        </w:rPr>
-        <w:t>Электр унаасынын биринчи доору жүрүү аралыгынын кыскалыгынан, баанын жогорулугунан жана мунайдын молдугунан улам токтогон. Экинчи доор литий-ион батареялары арзандап, климат саясаты түтүктөн чыккан газды азайтууну талап кылганда башталды. Смартфондор үчүн батарея чыгарган заводдордун тажрыйбасын автоунааларга кеңейтүүгө мүмкүн болду. Кытай, Европа жана башка аймактар стандарттар менен жеңилдиктерди колдонду. Атүгүл кубаттоочу сайгычтын түрү саясий талашка айланды.</w:t>
+        <w:t>Биринчи доор жүрүү аралыгынын аздыгы, баа жана мунайдын молдугу себептүү аяктаган. Экинчи доор литий-ион батареялары жетиштүү арзандап, климат саясаты унаа чыгындыларын кыскартууну көздөгөндө башталды. Смартфон батареяларын чыгарган өндүрүштү унаа көлөмүнө кеңейтүүгө мүмкүн болду. Кытай, Европа жана башка аймактар стандарттар менен колдоо чараларын колдонушту. Кубаттоо туташтыргычтарын тандоо да саясаттын маселесине айланды.</w:t>
       </w:r>
     </w:p>
     <w:p>
       <w:pPr>
-        <w:keepNext/>
-        <w:spacing w:before="240" w:after="120"/>
+        <w:pStyle w:val="Heading1"/>
+        <w:widowControl/>
       </w:pPr>
       <w:r>
-        <w:rPr>
-          <w:rFonts w:ascii="Calibri" w:hAnsi="Calibri" w:eastAsia="Calibri"/>
-          <w:b/>
-          <w:i w:val="0"/>
-          <w:color w:val="004E8C"/>
-          <w:sz w:val="28"/>
-        </w:rPr>
-        <w:t>Илимий жактан мааниси</w:t>
+        <w:t>Илим үчүн мааниси</w:t>
       </w:r>
     </w:p>
     <w:p>
       <w:pPr>
-        <w:spacing w:after="160" w:line="276" w:lineRule="auto"/>
+        <w:widowControl/>
       </w:pPr>
       <w:r>
-        <w:rPr>
-          <w:rFonts w:ascii="Calibri" w:hAnsi="Calibri" w:eastAsia="Calibri"/>
-          <w:b w:val="0"/>
-          <w:i w:val="0"/>
-          <w:sz w:val="22"/>
-        </w:rPr>
-        <w:t>Электр унаасы кыймылдаткыч физикасын, батарея химиясын жана электр тармагын инженердик жактан бириктирет. Ал өндүрүштөн пайдаланууга чейинки бардык этаптагы чыгарындыны чынчыл эсептөөгө мажбурлайт. Калыбына келтирүүчү тормоздоо — кыймыл энергиясын кайра сакталган зарядга айлантуу — күн сайын тормоз педалында иштеген физика. Илимий өзөгү — көп тутумду бир бүтүн кылып иштетүү. Автоунаа электр шайманына айланды.</w:t>
+        <w:t>Электр унаасы кыймылдаткычтын физикасын, батареянын химиясын жана электр тармагынын инженериясын бириктирет. Анын таасирин баалоо үчүн бүткүл жашоо циклиндеги чыгындыларды эсептөө керек. Рекуперативдүү тормоздоо кыймыл энергиясынын бир бөлүгүн кайра электр заряды түрүндө сактайт — бул күнүмдүк тормоз басуудагы физика. Негизги илимий маселе бөлүктөрдү бир система кылып иштетүүдө. Унаа электр шайманына айланды.</w:t>
       </w:r>
     </w:p>
     <w:p>
       <w:pPr>
-        <w:keepNext/>
-        <w:spacing w:before="240" w:after="120"/>
+        <w:pStyle w:val="Heading1"/>
+        <w:widowControl/>
       </w:pPr>
       <w:r>
-        <w:rPr>
-          <w:rFonts w:ascii="Calibri" w:hAnsi="Calibri" w:eastAsia="Calibri"/>
-          <w:b/>
-          <w:i w:val="0"/>
-          <w:color w:val="004E8C"/>
-          <w:sz w:val="28"/>
-        </w:rPr>
-        <w:t>Кийинки өнүгүүлөргө тийгизген таасири</w:t>
+        <w:t>Кийинки өнүгүүгө тийгизген таасири</w:t>
       </w:r>
     </w:p>
     <w:p>
       <w:pPr>
-        <w:spacing w:after="160" w:line="276" w:lineRule="auto"/>
+        <w:widowControl/>
       </w:pPr>
       <w:r>
-        <w:rPr>
-          <w:rFonts w:ascii="Calibri" w:hAnsi="Calibri" w:eastAsia="Calibri"/>
-          <w:b w:val="0"/>
-          <w:i w:val="0"/>
-          <w:sz w:val="22"/>
-        </w:rPr>
-        <w:t>Гибрид унаалар, электр автобустары жана электр велосипеддери бул үй-бүлөнү кеңейтти. «Унаадан тармакка» долбоорлору токтоп турган автоунааларды энергия сактагыч катары пайдаланууну сынап жатат. Кийинки ийгилик таза электрге жана минералдарды жоопкерчиликтүү алууга көз каранды. Суутек отун элементи менен жүргөн унаалар оор транспорттун айрым түрлөрү үчүн параллелдүү багыт болуп саналат. Жолдор, салыктар жана оңдоо жайлары да жаңы шартка ылайык өзгөрүүдө.</w:t>
+        <w:t>Гибриддер, электр автобустары жана электр велосипеддери бул топту кеңейтет. Унаадан электр тармагына энергия берүү тажрыйбалары токтоп турган автоунааларды сактагыч катары карайт. Кийинки өнүгүү тазараак электрге жана минералдарды натыйжалуу пайдаланууга байланыштуу. Суутек отун элементтүү унаалар айрым оор транспорт милдеттери үчүн параллелдүү багыт болуп саналат. Жолдор, салык жана оңдоо жайлары да өзгөрүүдө.</w:t>
       </w:r>
     </w:p>
     <w:p>
       <w:pPr>
-        <w:keepNext/>
-        <w:spacing w:before="240" w:after="120"/>
+        <w:pStyle w:val="Heading1"/>
+        <w:widowControl/>
       </w:pPr>
       <w:r>
-        <w:rPr>
-          <w:rFonts w:ascii="Calibri" w:hAnsi="Calibri" w:eastAsia="Calibri"/>
-          <w:b/>
-          <w:i w:val="0"/>
-          <w:color w:val="004E8C"/>
-          <w:sz w:val="28"/>
-        </w:rPr>
-        <w:t>Адамдардын жашоосун кантип өзгөрткөн</w:t>
+        <w:t>Адамдардын жашоосун кантип өзгөрткөн?</w:t>
       </w:r>
     </w:p>
     <w:p>
       <w:pPr>
-        <w:spacing w:after="160" w:line="276" w:lineRule="auto"/>
+        <w:widowControl/>
       </w:pPr>
       <w:r>
-        <w:rPr>
-          <w:rFonts w:ascii="Calibri" w:hAnsi="Calibri" w:eastAsia="Calibri"/>
-          <w:b w:val="0"/>
-          <w:i w:val="0"/>
-          <w:sz w:val="22"/>
-        </w:rPr>
-        <w:t>Айдоочулар тынч жүрүшкө, тез ылдамданууга жана үйдө кубаттоо мүмкүнчүлүгүнө ээ болду — албетте, үйүнө кубаттагыч орното алса. Шаарда көчө деңгээлиндеги түтүн азаят, бирок унаа тыгыны сөзсүз азайбайт. Ичтен күйүүчү кыймылдаткыч чыгарган заводдордун жумушчулары кесиптик өтүүгө туш болууда. Коом жеке кыймыл мүмкүнчүлүгүн сактап, анын энергия булагын алмаштырууга аракет кылууда. Электр унаасы сыртынан кадимки автоунаадай көрүнгөнү менен, маңызы боюнча коомдук өзгөрүү долбоору.</w:t>
+        <w:t>Айдоочулар тынч жүрүшкө, күчтүү ылдамданууга жана үйдө кубаттоо мүмкүнчүлүгүнө ээ болушат — эгер үй кубаттагычы болсо. Шаар көчөлөрүндө түтүн азаят, бирок тыгын сөзсүз азайбайт. Кыймылдаткыч заводдорунун жумушчулары жаңы шартка өтүүгө туш болот. Коом жеке транспорттун ыңгайлуулугун сактап, анын энергия булагын өзгөртүүгө аракет кылууда. Демек, электр унаасы кыймылдаткычты алмаштыруудан кеңири коомдук өзгөрүүнүн бөлүгү.</w:t>
       </w:r>
     </w:p>
     <w:p>
       <w:pPr>
-        <w:keepNext/>
-        <w:spacing w:before="240" w:after="120"/>
+        <w:pStyle w:val="Heading1"/>
+        <w:widowControl/>
       </w:pPr>
       <w:r>
-        <w:rPr>
-          <w:rFonts w:ascii="Calibri" w:hAnsi="Calibri" w:eastAsia="Calibri"/>
-          <w:b/>
-          <w:i w:val="0"/>
-          <w:color w:val="004E8C"/>
-          <w:sz w:val="28"/>
-        </w:rPr>
-        <w:t>Булактар жана шилтемелер</w:t>
+        <w:t>Булактар жана кошумча окуу</w:t>
       </w:r>
     </w:p>
     <w:p>
       <w:pPr>
-        <w:keepNext/>
-        <w:spacing w:before="240" w:after="120"/>
+        <w:pStyle w:val="Heading2"/>
+        <w:widowControl/>
       </w:pPr>
       <w:r>
         <w:rPr>
-          <w:rFonts w:ascii="Calibri" w:hAnsi="Calibri" w:eastAsia="Calibri"/>
-          <w:b/>
-          <w:i w:val="0"/>
-          <w:color w:val="004E8C"/>
-          <w:sz w:val="24"/>
+          <w:sz w:val="20"/>
         </w:rPr>
-        <w:t>C. Мекемелердин материалдары жана энциклопедиялык булактар</w:t>
+        <w:t>Уюмдардын жана энциклопедиялардын материалдары</w:t>
       </w:r>
     </w:p>
     <w:p>
       <w:pPr>
-        <w:spacing w:after="80"/>
-        <w:ind w:left="360"/>
+        <w:widowControl/>
       </w:pPr>
       <w:r>
         <w:rPr>
-          <w:rFonts w:ascii="Calibri" w:hAnsi="Calibri" w:eastAsia="Calibri"/>
-          <w:b w:val="0"/>
-          <w:i w:val="0"/>
-          <w:sz w:val="22"/>
+          <w:sz w:val="20"/>
         </w:rPr>
-        <w:t>1. Encyclopaedia Britannica. «Электр автоунаасы».</w:t>
-      </w:r>
-      <w:r>
-        <w:rPr>
-          <w:rFonts w:ascii="Calibri" w:hAnsi="Calibri" w:eastAsia="Calibri"/>
-          <w:b w:val="0"/>
-          <w:i w:val="0"/>
-          <w:sz w:val="22"/>
-        </w:rPr>
-        <w:t xml:space="preserve"> </w:t>
+        <w:t xml:space="preserve">1. Encyclopaedia Britannica. 'Electric automobile.' </w:t>
       </w:r>
       <w:hyperlink r:id="rId9">
         <w:r>
           <w:rPr>
-            <w:rFonts w:ascii="Calibri" w:hAnsi="Calibri" w:eastAsia="Calibri"/>
-            <w:b w:val="0"/>
-            <w:i w:val="0"/>
-            <w:sz w:val="22"/>
-            <w:color w:val="0563C1"/>
-            <w:u w:val="single"/>
+            <w:sz w:val="20"/>
           </w:rPr>
           <w:t>https://www.britannica.com/technology/electric-automobile</w:t>
         </w:r>
       </w:hyperlink>
+      <w:r>
+        <w:rPr>
+          <w:sz w:val="20"/>
+        </w:rPr>
+      </w:r>
     </w:p>
     <w:p>
       <w:pPr>
-        <w:spacing w:after="80"/>
-        <w:ind w:left="360"/>
+        <w:widowControl/>
       </w:pPr>
       <w:r>
         <w:rPr>
-          <w:rFonts w:ascii="Calibri" w:hAnsi="Calibri" w:eastAsia="Calibri"/>
-          <w:b w:val="0"/>
-          <w:i w:val="0"/>
-          <w:sz w:val="22"/>
+          <w:sz w:val="20"/>
         </w:rPr>
-        <w:t>2. U.S. Department of Energy. Alternative Fuels Data Center — электр унаалары.</w:t>
-      </w:r>
-      <w:r>
-        <w:rPr>
-          <w:rFonts w:ascii="Calibri" w:hAnsi="Calibri" w:eastAsia="Calibri"/>
-          <w:b w:val="0"/>
-          <w:i w:val="0"/>
-          <w:sz w:val="22"/>
-        </w:rPr>
-        <w:t xml:space="preserve"> </w:t>
+        <w:t xml:space="preserve">2. U.S. Department of Energy. Alternative Fuels Data Center — electric vehicles. </w:t>
       </w:r>
       <w:hyperlink r:id="rId10">
         <w:r>
           <w:rPr>
-            <w:rFonts w:ascii="Calibri" w:hAnsi="Calibri" w:eastAsia="Calibri"/>
-            <w:b w:val="0"/>
-            <w:i w:val="0"/>
-            <w:sz w:val="22"/>
-            <w:color w:val="0563C1"/>
-            <w:u w:val="single"/>
+            <w:sz w:val="20"/>
           </w:rPr>
           <w:t>https://afdc.energy.gov/vehicles/electric</w:t>
         </w:r>
       </w:hyperlink>
+      <w:r>
+        <w:rPr>
+          <w:sz w:val="20"/>
+        </w:rPr>
+      </w:r>
     </w:p>
     <w:p>
       <w:pPr>
-        <w:spacing w:after="80"/>
-        <w:ind w:left="360"/>
+        <w:widowControl/>
       </w:pPr>
       <w:r>
         <w:rPr>
-          <w:rFonts w:ascii="Calibri" w:hAnsi="Calibri" w:eastAsia="Calibri"/>
-          <w:b w:val="0"/>
-          <w:i w:val="0"/>
-          <w:sz w:val="22"/>
+          <w:sz w:val="20"/>
         </w:rPr>
-        <w:t>3. Our World in Data. Электр автоунааларын сатуу.</w:t>
-      </w:r>
-      <w:r>
-        <w:rPr>
-          <w:rFonts w:ascii="Calibri" w:hAnsi="Calibri" w:eastAsia="Calibri"/>
-          <w:b w:val="0"/>
-          <w:i w:val="0"/>
-          <w:sz w:val="22"/>
-        </w:rPr>
-        <w:t xml:space="preserve"> </w:t>
+        <w:t xml:space="preserve">3. Our World in Data. Electric car sales. </w:t>
       </w:r>
       <w:hyperlink r:id="rId11">
         <w:r>
           <w:rPr>
-            <w:rFonts w:ascii="Calibri" w:hAnsi="Calibri" w:eastAsia="Calibri"/>
-            <w:b w:val="0"/>
-            <w:i w:val="0"/>
-            <w:sz w:val="22"/>
-            <w:color w:val="0563C1"/>
-            <w:u w:val="single"/>
+            <w:sz w:val="20"/>
           </w:rPr>
           <w:t>https://ourworldindata.org/electric-car-sales</w:t>
         </w:r>
       </w:hyperlink>
-    </w:p>
-    <w:p>
-      <w:pPr>
-        <w:keepNext/>
-        <w:spacing w:before="240" w:after="120"/>
-      </w:pPr>
       <w:r>
         <w:rPr>
-          <w:rFonts w:ascii="Calibri" w:hAnsi="Calibri" w:eastAsia="Calibri"/>
-          <w:b/>
-          <w:i w:val="0"/>
-          <w:color w:val="004E8C"/>
-          <w:sz w:val="24"/>
+          <w:sz w:val="20"/>
         </w:rPr>
-        <w:t>D. Музейлердин, архивдердин жана китепканалардын материалдары</w:t>
       </w:r>
     </w:p>
     <w:p>
       <w:pPr>
-        <w:spacing w:after="80"/>
-        <w:ind w:left="360"/>
+        <w:pStyle w:val="Heading2"/>
+        <w:widowControl/>
       </w:pPr>
       <w:r>
         <w:rPr>
-          <w:rFonts w:ascii="Calibri" w:hAnsi="Calibri" w:eastAsia="Calibri"/>
-          <w:b w:val="0"/>
-          <w:i w:val="0"/>
-          <w:sz w:val="22"/>
+          <w:sz w:val="20"/>
         </w:rPr>
-        <w:t>1. The Henry Ford. Алгачкы электр унаалары жана алардын заманбап кайра жаралышы.</w:t>
+        <w:t>Музейлердин, архивдердин жана китепканалардын материалдары</w:t>
       </w:r>
+    </w:p>
+    <w:p>
+      <w:pPr>
+        <w:widowControl/>
+      </w:pPr>
       <w:r>
         <w:rPr>
-          <w:rFonts w:ascii="Calibri" w:hAnsi="Calibri" w:eastAsia="Calibri"/>
-          <w:b w:val="0"/>
-          <w:i w:val="0"/>
-          <w:sz w:val="22"/>
+          <w:sz w:val="20"/>
         </w:rPr>
-        <w:t xml:space="preserve"> </w:t>
+        <w:t xml:space="preserve">1. The Henry Ford. Early electric cars and the modern revival. </w:t>
       </w:r>
       <w:hyperlink r:id="rId12">
         <w:r>
           <w:rPr>
-            <w:rFonts w:ascii="Calibri" w:hAnsi="Calibri" w:eastAsia="Calibri"/>
-            <w:b w:val="0"/>
-            <w:i w:val="0"/>
-            <w:sz w:val="22"/>
-            <w:color w:val="0563C1"/>
-            <w:u w:val="single"/>
+            <w:sz w:val="20"/>
           </w:rPr>
           <w:t>https://www.thehenryford.org/</w:t>
         </w:r>
       </w:hyperlink>
-    </w:p>
-    <w:p>
-      <w:pPr>
-        <w:keepNext/>
-        <w:spacing w:before="240" w:after="120"/>
-      </w:pPr>
       <w:r>
         <w:rPr>
-          <w:rFonts w:ascii="Calibri" w:hAnsi="Calibri" w:eastAsia="Calibri"/>
-          <w:b/>
-          <w:i w:val="0"/>
-          <w:color w:val="004E8C"/>
-          <w:sz w:val="24"/>
+          <w:sz w:val="20"/>
         </w:rPr>
-        <w:t>G. Космос агенттиктеринин, лабораториялардын жана илимий уюмдардын материалдары</w:t>
       </w:r>
     </w:p>
     <w:p>
       <w:pPr>
-        <w:spacing w:after="80"/>
-        <w:ind w:left="360"/>
+        <w:pStyle w:val="Heading2"/>
+        <w:widowControl/>
       </w:pPr>
       <w:r>
         <w:rPr>
-          <w:rFonts w:ascii="Calibri" w:hAnsi="Calibri" w:eastAsia="Calibri"/>
-          <w:b w:val="0"/>
-          <w:i w:val="0"/>
-          <w:sz w:val="22"/>
+          <w:sz w:val="20"/>
         </w:rPr>
-        <w:t>1. International Energy Agency. Global EV Outlook 2024.</w:t>
+        <w:t>Космос агенттиктери, лабораториялар жана илимий уюмдар</w:t>
       </w:r>
+    </w:p>
+    <w:p>
+      <w:pPr>
+        <w:widowControl/>
+      </w:pPr>
       <w:r>
         <w:rPr>
-          <w:rFonts w:ascii="Calibri" w:hAnsi="Calibri" w:eastAsia="Calibri"/>
-          <w:b w:val="0"/>
-          <w:i w:val="0"/>
-          <w:sz w:val="22"/>
+          <w:sz w:val="20"/>
         </w:rPr>
-        <w:t xml:space="preserve"> </w:t>
+        <w:t xml:space="preserve">1. International Energy Agency. Global EV Outlook 2024. </w:t>
       </w:r>
       <w:hyperlink r:id="rId13">
         <w:r>
           <w:rPr>
-            <w:rFonts w:ascii="Calibri" w:hAnsi="Calibri" w:eastAsia="Calibri"/>
-            <w:b w:val="0"/>
-            <w:i w:val="0"/>
-            <w:sz w:val="22"/>
-            <w:color w:val="0563C1"/>
-            <w:u w:val="single"/>
+            <w:sz w:val="20"/>
           </w:rPr>
           <w:t>https://www.iea.org/reports/global-ev-outlook-2024</w:t>
         </w:r>
       </w:hyperlink>
+      <w:r>
+        <w:rPr>
+          <w:sz w:val="20"/>
+        </w:rPr>
+      </w:r>
     </w:p>
     <w:sectPr>
-      <w:pgSz w:w="12240" w:h="15840"/>
-      <w:pgMar w:top="1296" w:right="1440" w:bottom="1296" w:left="1440" w:header="720" w:footer="720" w:gutter="0"/>
+      <w:footerReference w:type="default" r:id="rId14"/>
+      <w:pgSz w:w="11906" w:h="16838"/>
+      <w:pgMar w:top="1020" w:right="1134" w:bottom="1020" w:left="1134" w:header="720" w:footer="720" w:gutter="0"/>
       <w:cols w:space="720"/>
       <w:docGrid w:linePitch="360"/>
     </w:sectPr>
   </w:body>
 </w:document>
+</file>
+
+<file path=word/footer1.xml><?xml version="1.0" encoding="utf-8"?>
+<w:ftr xmlns:m="http://schemas.openxmlformats.org/officeDocument/2006/math" xmlns:mc="http://schemas.openxmlformats.org/markup-compatibility/2006" xmlns:mo="http://schemas.microsoft.com/office/mac/office/2008/main" xmlns:mv="urn:schemas-microsoft-com:mac:vml" xmlns:o="urn:schemas-microsoft-com:office:office" xmlns:r="http://schemas.openxmlformats.org/officeDocument/2006/relationships" xmlns:v="urn:schemas-microsoft-com:vml" xmlns:w10="urn:schemas-microsoft-com:office:word" xmlns:w14="http://schemas.microsoft.com/office/word/2010/wordml" xmlns:w="http://schemas.openxmlformats.org/wordprocessingml/2006/main" xmlns:wne="http://schemas.microsoft.com/office/word/2006/wordml" xmlns:wp14="http://schemas.microsoft.com/office/word/2010/wordprocessingDrawing" xmlns:wp="http://schemas.openxmlformats.org/drawingml/2006/wordprocessingDrawing" xmlns:wpc="http://schemas.microsoft.com/office/word/2010/wordprocessingCanvas" xmlns:wpg="http://schemas.microsoft.com/office/word/2010/wordprocessingGroup" xmlns:wpi="http://schemas.microsoft.com/office/word/2010/wordprocessingInk" xmlns:wps="http://schemas.microsoft.com/office/word/2010/wordprocessingShape" mc:Ignorable="w14 wp14">
+  <w:p>
+    <w:pPr>
+      <w:pStyle w:val="Footer"/>
+      <w:jc w:val="right"/>
+    </w:pPr>
+    <w:fldSimple w:instr="PAGE"/>
+  </w:p>
+</w:ftr>
 </file>
 
 <file path=word/numbering.xml><?xml version="1.0" encoding="utf-8"?>
@@ -794,7 +595,7 @@
   <w:docDefaults>
     <w:rPrDefault>
       <w:rPr>
-        <w:rFonts w:asciiTheme="minorHAnsi" w:eastAsiaTheme="minorEastAsia" w:hAnsiTheme="minorHAnsi" w:cstheme="minorBidi"/>
+        <w:rFonts/>
         <w:sz w:val="22"/>
         <w:szCs w:val="22"/>
         <w:lang w:val="en-US" w:eastAsia="en-US" w:bidi="ar-SA"/>
@@ -949,6 +750,15 @@
     <w:name w:val="Normal"/>
     <w:qFormat/>
     <w:rsid w:val="00FC693F"/>
+    <w:pPr>
+      <w:spacing w:after="120" w:line="259" w:lineRule="auto"/>
+    </w:pPr>
+    <w:rPr>
+      <w:rFonts w:ascii="Times New Roman" w:hAnsi="Times New Roman"/>
+      <w:color w:val="000000"/>
+      <w:sz w:val="24"/>
+      <w:lang w:val="ky-KG"/>
+    </w:rPr>
   </w:style>
   <w:style w:type="paragraph" w:styleId="Header">
     <w:name w:val="header"/>
@@ -1005,16 +815,17 @@
     <w:pPr>
       <w:keepNext/>
       <w:keepLines/>
-      <w:spacing w:before="480" w:after="0"/>
+      <w:spacing w:before="480" w:after="120" w:line="259" w:lineRule="auto"/>
       <w:outlineLvl w:val="0"/>
     </w:pPr>
     <w:rPr>
-      <w:rFonts w:asciiTheme="majorHAnsi" w:eastAsiaTheme="majorEastAsia" w:hAnsiTheme="majorHAnsi" w:cstheme="majorBidi"/>
+      <w:rFonts w:ascii="Times New Roman" w:hAnsi="Times New Roman"/>
       <w:b/>
       <w:bCs/>
-      <w:color w:val="365F91" w:themeColor="accent1" w:themeShade="BF"/>
-      <w:sz w:val="28"/>
+      <w:color w:val="000000"/>
+      <w:sz w:val="26"/>
       <w:szCs w:val="28"/>
+      <w:lang w:val="ky-KG"/>
     </w:rPr>
   </w:style>
   <w:style w:type="paragraph" w:styleId="Heading2">
@@ -1029,16 +840,17 @@
     <w:pPr>
       <w:keepNext/>
       <w:keepLines/>
-      <w:spacing w:before="200" w:after="0"/>
+      <w:spacing w:before="200" w:after="120" w:line="259" w:lineRule="auto"/>
       <w:outlineLvl w:val="1"/>
     </w:pPr>
     <w:rPr>
-      <w:rFonts w:asciiTheme="majorHAnsi" w:eastAsiaTheme="majorEastAsia" w:hAnsiTheme="majorHAnsi" w:cstheme="majorBidi"/>
+      <w:rFonts w:ascii="Times New Roman" w:hAnsi="Times New Roman"/>
       <w:b/>
       <w:bCs/>
-      <w:color w:val="4F81BD" w:themeColor="accent1"/>
+      <w:color w:val="000000"/>
       <w:sz w:val="26"/>
       <w:szCs w:val="26"/>
+      <w:lang w:val="ky-KG"/>
     </w:rPr>
   </w:style>
   <w:style w:type="paragraph" w:styleId="Heading3">
@@ -1057,7 +869,7 @@
       <w:outlineLvl w:val="2"/>
     </w:pPr>
     <w:rPr>
-      <w:rFonts w:asciiTheme="majorHAnsi" w:eastAsiaTheme="majorEastAsia" w:hAnsiTheme="majorHAnsi" w:cstheme="majorBidi"/>
+      <w:rFonts/>
       <w:b/>
       <w:bCs/>
       <w:color w:val="4F81BD" w:themeColor="accent1"/>
@@ -1080,7 +892,7 @@
       <w:outlineLvl w:val="3"/>
     </w:pPr>
     <w:rPr>
-      <w:rFonts w:asciiTheme="majorHAnsi" w:eastAsiaTheme="majorEastAsia" w:hAnsiTheme="majorHAnsi" w:cstheme="majorBidi"/>
+      <w:rFonts/>
       <w:b/>
       <w:bCs/>
       <w:i/>
@@ -1105,7 +917,7 @@
       <w:outlineLvl w:val="4"/>
     </w:pPr>
     <w:rPr>
-      <w:rFonts w:asciiTheme="majorHAnsi" w:eastAsiaTheme="majorEastAsia" w:hAnsiTheme="majorHAnsi" w:cstheme="majorBidi"/>
+      <w:rFonts/>
       <w:color w:val="243F60" w:themeColor="accent1" w:themeShade="7F"/>
     </w:rPr>
   </w:style>
@@ -1126,7 +938,7 @@
       <w:outlineLvl w:val="5"/>
     </w:pPr>
     <w:rPr>
-      <w:rFonts w:asciiTheme="majorHAnsi" w:eastAsiaTheme="majorEastAsia" w:hAnsiTheme="majorHAnsi" w:cstheme="majorBidi"/>
+      <w:rFonts/>
       <w:i/>
       <w:iCs/>
       <w:color w:val="243F60" w:themeColor="accent1" w:themeShade="7F"/>
@@ -1149,7 +961,7 @@
       <w:outlineLvl w:val="6"/>
     </w:pPr>
     <w:rPr>
-      <w:rFonts w:asciiTheme="majorHAnsi" w:eastAsiaTheme="majorEastAsia" w:hAnsiTheme="majorHAnsi" w:cstheme="majorBidi"/>
+      <w:rFonts/>
       <w:i/>
       <w:iCs/>
       <w:color w:val="404040" w:themeColor="text1" w:themeTint="BF"/>
@@ -1172,7 +984,7 @@
       <w:outlineLvl w:val="7"/>
     </w:pPr>
     <w:rPr>
-      <w:rFonts w:asciiTheme="majorHAnsi" w:eastAsiaTheme="majorEastAsia" w:hAnsiTheme="majorHAnsi" w:cstheme="majorBidi"/>
+      <w:rFonts/>
       <w:color w:val="4F81BD" w:themeColor="accent1"/>
       <w:sz w:val="20"/>
       <w:szCs w:val="20"/>
@@ -1195,7 +1007,7 @@
       <w:outlineLvl w:val="8"/>
     </w:pPr>
     <w:rPr>
-      <w:rFonts w:asciiTheme="majorHAnsi" w:eastAsiaTheme="majorEastAsia" w:hAnsiTheme="majorHAnsi" w:cstheme="majorBidi"/>
+      <w:rFonts/>
       <w:i/>
       <w:iCs/>
       <w:color w:val="404040" w:themeColor="text1" w:themeTint="BF"/>
@@ -1246,7 +1058,7 @@
     <w:uiPriority w:val="9"/>
     <w:rsid w:val="00FC693F"/>
     <w:rPr>
-      <w:rFonts w:asciiTheme="majorHAnsi" w:eastAsiaTheme="majorEastAsia" w:hAnsiTheme="majorHAnsi" w:cstheme="majorBidi"/>
+      <w:rFonts/>
       <w:b/>
       <w:bCs/>
       <w:color w:val="365F91" w:themeColor="accent1" w:themeShade="BF"/>
@@ -1261,7 +1073,7 @@
     <w:uiPriority w:val="9"/>
     <w:rsid w:val="00FC693F"/>
     <w:rPr>
-      <w:rFonts w:asciiTheme="majorHAnsi" w:eastAsiaTheme="majorEastAsia" w:hAnsiTheme="majorHAnsi" w:cstheme="majorBidi"/>
+      <w:rFonts/>
       <w:b/>
       <w:bCs/>
       <w:color w:val="4F81BD" w:themeColor="accent1"/>
@@ -1276,7 +1088,7 @@
     <w:uiPriority w:val="9"/>
     <w:rsid w:val="00FC693F"/>
     <w:rPr>
-      <w:rFonts w:asciiTheme="majorHAnsi" w:eastAsiaTheme="majorEastAsia" w:hAnsiTheme="majorHAnsi" w:cstheme="majorBidi"/>
+      <w:rFonts/>
       <w:b/>
       <w:bCs/>
       <w:color w:val="4F81BD" w:themeColor="accent1"/>
@@ -1291,19 +1103,17 @@
     <w:qFormat/>
     <w:rsid w:val="00FC693F"/>
     <w:pPr>
-      <w:pBdr>
-        <w:bottom w:val="single" w:sz="8" w:space="4" w:color="4F81BD" w:themeColor="accent1"/>
-      </w:pBdr>
-      <w:spacing w:after="300" w:line="240" w:lineRule="auto"/>
+      <w:spacing w:after="120" w:line="259" w:lineRule="auto"/>
       <w:contextualSpacing/>
     </w:pPr>
     <w:rPr>
-      <w:rFonts w:asciiTheme="majorHAnsi" w:eastAsiaTheme="majorEastAsia" w:hAnsiTheme="majorHAnsi" w:cstheme="majorBidi"/>
-      <w:color w:val="17365D" w:themeColor="text2" w:themeShade="BF"/>
+      <w:rFonts w:ascii="Times New Roman" w:hAnsi="Times New Roman"/>
+      <w:color w:val="000000"/>
       <w:spacing w:val="5"/>
       <w:kern w:val="28"/>
-      <w:sz w:val="52"/>
+      <w:sz w:val="40"/>
       <w:szCs w:val="52"/>
+      <w:lang w:val="ky-KG"/>
     </w:rPr>
   </w:style>
   <w:style w:type="character" w:customStyle="1" w:styleId="TitleChar">
@@ -1313,7 +1123,7 @@
     <w:uiPriority w:val="10"/>
     <w:rsid w:val="00FC693F"/>
     <w:rPr>
-      <w:rFonts w:asciiTheme="majorHAnsi" w:eastAsiaTheme="majorEastAsia" w:hAnsiTheme="majorHAnsi" w:cstheme="majorBidi"/>
+      <w:rFonts/>
       <w:color w:val="17365D" w:themeColor="text2" w:themeShade="BF"/>
       <w:spacing w:val="5"/>
       <w:kern w:val="28"/>
@@ -1335,7 +1145,7 @@
       </w:numPr>
     </w:pPr>
     <w:rPr>
-      <w:rFonts w:asciiTheme="majorHAnsi" w:eastAsiaTheme="majorEastAsia" w:hAnsiTheme="majorHAnsi" w:cstheme="majorBidi"/>
+      <w:rFonts/>
       <w:i/>
       <w:iCs/>
       <w:color w:val="4F81BD" w:themeColor="accent1"/>
@@ -1351,7 +1161,7 @@
     <w:uiPriority w:val="11"/>
     <w:rsid w:val="00FC693F"/>
     <w:rPr>
-      <w:rFonts w:asciiTheme="majorHAnsi" w:eastAsiaTheme="majorEastAsia" w:hAnsiTheme="majorHAnsi" w:cstheme="majorBidi"/>
+      <w:rFonts/>
       <w:i/>
       <w:iCs/>
       <w:color w:val="4F81BD" w:themeColor="accent1"/>
@@ -1476,8 +1286,15 @@
       <w:numPr>
         <w:numId w:val="1"/>
       </w:numPr>
+      <w:spacing w:after="120" w:line="259" w:lineRule="auto"/>
       <w:contextualSpacing/>
     </w:pPr>
+    <w:rPr>
+      <w:rFonts w:ascii="Times New Roman" w:hAnsi="Times New Roman"/>
+      <w:color w:val="000000"/>
+      <w:sz w:val="24"/>
+      <w:lang w:val="ky-KG"/>
+    </w:rPr>
   </w:style>
   <w:style w:type="paragraph" w:styleId="ListBullet2">
     <w:name w:val="List Bullet 2"/>
@@ -1649,7 +1466,7 @@
     <w:semiHidden/>
     <w:rsid w:val="00FC693F"/>
     <w:rPr>
-      <w:rFonts w:asciiTheme="majorHAnsi" w:eastAsiaTheme="majorEastAsia" w:hAnsiTheme="majorHAnsi" w:cstheme="majorBidi"/>
+      <w:rFonts/>
       <w:b/>
       <w:bCs/>
       <w:i/>
@@ -1665,7 +1482,7 @@
     <w:semiHidden/>
     <w:rsid w:val="00FC693F"/>
     <w:rPr>
-      <w:rFonts w:asciiTheme="majorHAnsi" w:eastAsiaTheme="majorEastAsia" w:hAnsiTheme="majorHAnsi" w:cstheme="majorBidi"/>
+      <w:rFonts/>
       <w:color w:val="243F60" w:themeColor="accent1" w:themeShade="7F"/>
     </w:rPr>
   </w:style>
@@ -1677,7 +1494,7 @@
     <w:semiHidden/>
     <w:rsid w:val="00FC693F"/>
     <w:rPr>
-      <w:rFonts w:asciiTheme="majorHAnsi" w:eastAsiaTheme="majorEastAsia" w:hAnsiTheme="majorHAnsi" w:cstheme="majorBidi"/>
+      <w:rFonts/>
       <w:i/>
       <w:iCs/>
       <w:color w:val="243F60" w:themeColor="accent1" w:themeShade="7F"/>
@@ -1691,7 +1508,7 @@
     <w:semiHidden/>
     <w:rsid w:val="00FC693F"/>
     <w:rPr>
-      <w:rFonts w:asciiTheme="majorHAnsi" w:eastAsiaTheme="majorEastAsia" w:hAnsiTheme="majorHAnsi" w:cstheme="majorBidi"/>
+      <w:rFonts/>
       <w:i/>
       <w:iCs/>
       <w:color w:val="404040" w:themeColor="text1" w:themeTint="BF"/>
@@ -1705,7 +1522,7 @@
     <w:semiHidden/>
     <w:rsid w:val="00FC693F"/>
     <w:rPr>
-      <w:rFonts w:asciiTheme="majorHAnsi" w:eastAsiaTheme="majorEastAsia" w:hAnsiTheme="majorHAnsi" w:cstheme="majorBidi"/>
+      <w:rFonts/>
       <w:color w:val="4F81BD" w:themeColor="accent1"/>
       <w:sz w:val="20"/>
       <w:szCs w:val="20"/>
@@ -1719,7 +1536,7 @@
     <w:semiHidden/>
     <w:rsid w:val="00FC693F"/>
     <w:rPr>
-      <w:rFonts w:asciiTheme="majorHAnsi" w:eastAsiaTheme="majorEastAsia" w:hAnsiTheme="majorHAnsi" w:cstheme="majorBidi"/>
+      <w:rFonts/>
       <w:i/>
       <w:iCs/>
       <w:color w:val="404040" w:themeColor="text1" w:themeTint="BF"/>
@@ -1778,9 +1595,6 @@
     <w:qFormat/>
     <w:rsid w:val="00FC693F"/>
     <w:pPr>
-      <w:pBdr>
-        <w:bottom w:val="single" w:sz="4" w:space="4" w:color="4F81BD" w:themeColor="accent1"/>
-      </w:pBdr>
       <w:spacing w:before="200" w:after="280"/>
       <w:ind w:left="936" w:right="936"/>
     </w:pPr>
@@ -3308,7 +3122,7 @@
         <w:spacing w:before="0" w:after="0" w:line="240" w:lineRule="auto"/>
       </w:pPr>
       <w:rPr>
-        <w:rFonts w:asciiTheme="majorHAnsi" w:eastAsiaTheme="majorEastAsia" w:hAnsiTheme="majorHAnsi" w:cstheme="majorBidi"/>
+        <w:rFonts/>
         <w:b/>
         <w:bCs/>
       </w:rPr>
@@ -3329,7 +3143,7 @@
         <w:spacing w:before="0" w:after="0" w:line="240" w:lineRule="auto"/>
       </w:pPr>
       <w:rPr>
-        <w:rFonts w:asciiTheme="majorHAnsi" w:eastAsiaTheme="majorEastAsia" w:hAnsiTheme="majorHAnsi" w:cstheme="majorBidi"/>
+        <w:rFonts/>
         <w:b/>
         <w:bCs/>
       </w:rPr>
@@ -3347,14 +3161,14 @@
     </w:tblStylePr>
     <w:tblStylePr w:type="firstCol">
       <w:rPr>
-        <w:rFonts w:asciiTheme="majorHAnsi" w:eastAsiaTheme="majorEastAsia" w:hAnsiTheme="majorHAnsi" w:cstheme="majorBidi"/>
+        <w:rFonts/>
         <w:b/>
         <w:bCs/>
       </w:rPr>
     </w:tblStylePr>
     <w:tblStylePr w:type="lastCol">
       <w:rPr>
-        <w:rFonts w:asciiTheme="majorHAnsi" w:eastAsiaTheme="majorEastAsia" w:hAnsiTheme="majorHAnsi" w:cstheme="majorBidi"/>
+        <w:rFonts/>
         <w:b/>
         <w:bCs/>
       </w:rPr>
@@ -3438,7 +3252,7 @@
         <w:spacing w:before="0" w:after="0" w:line="240" w:lineRule="auto"/>
       </w:pPr>
       <w:rPr>
-        <w:rFonts w:asciiTheme="majorHAnsi" w:eastAsiaTheme="majorEastAsia" w:hAnsiTheme="majorHAnsi" w:cstheme="majorBidi"/>
+        <w:rFonts/>
         <w:b/>
         <w:bCs/>
       </w:rPr>
@@ -3459,7 +3273,7 @@
         <w:spacing w:before="0" w:after="0" w:line="240" w:lineRule="auto"/>
       </w:pPr>
       <w:rPr>
-        <w:rFonts w:asciiTheme="majorHAnsi" w:eastAsiaTheme="majorEastAsia" w:hAnsiTheme="majorHAnsi" w:cstheme="majorBidi"/>
+        <w:rFonts/>
         <w:b/>
         <w:bCs/>
       </w:rPr>
@@ -3477,14 +3291,14 @@
     </w:tblStylePr>
     <w:tblStylePr w:type="firstCol">
       <w:rPr>
-        <w:rFonts w:asciiTheme="majorHAnsi" w:eastAsiaTheme="majorEastAsia" w:hAnsiTheme="majorHAnsi" w:cstheme="majorBidi"/>
+        <w:rFonts/>
         <w:b/>
         <w:bCs/>
       </w:rPr>
     </w:tblStylePr>
     <w:tblStylePr w:type="lastCol">
       <w:rPr>
-        <w:rFonts w:asciiTheme="majorHAnsi" w:eastAsiaTheme="majorEastAsia" w:hAnsiTheme="majorHAnsi" w:cstheme="majorBidi"/>
+        <w:rFonts/>
         <w:b/>
         <w:bCs/>
       </w:rPr>
@@ -3568,7 +3382,7 @@
         <w:spacing w:before="0" w:after="0" w:line="240" w:lineRule="auto"/>
       </w:pPr>
       <w:rPr>
-        <w:rFonts w:asciiTheme="majorHAnsi" w:eastAsiaTheme="majorEastAsia" w:hAnsiTheme="majorHAnsi" w:cstheme="majorBidi"/>
+        <w:rFonts/>
         <w:b/>
         <w:bCs/>
       </w:rPr>
@@ -3589,7 +3403,7 @@
         <w:spacing w:before="0" w:after="0" w:line="240" w:lineRule="auto"/>
       </w:pPr>
       <w:rPr>
-        <w:rFonts w:asciiTheme="majorHAnsi" w:eastAsiaTheme="majorEastAsia" w:hAnsiTheme="majorHAnsi" w:cstheme="majorBidi"/>
+        <w:rFonts/>
         <w:b/>
         <w:bCs/>
       </w:rPr>
@@ -3607,14 +3421,14 @@
     </w:tblStylePr>
     <w:tblStylePr w:type="firstCol">
       <w:rPr>
-        <w:rFonts w:asciiTheme="majorHAnsi" w:eastAsiaTheme="majorEastAsia" w:hAnsiTheme="majorHAnsi" w:cstheme="majorBidi"/>
+        <w:rFonts/>
         <w:b/>
         <w:bCs/>
       </w:rPr>
     </w:tblStylePr>
     <w:tblStylePr w:type="lastCol">
       <w:rPr>
-        <w:rFonts w:asciiTheme="majorHAnsi" w:eastAsiaTheme="majorEastAsia" w:hAnsiTheme="majorHAnsi" w:cstheme="majorBidi"/>
+        <w:rFonts/>
         <w:b/>
         <w:bCs/>
       </w:rPr>
@@ -3698,7 +3512,7 @@
         <w:spacing w:before="0" w:after="0" w:line="240" w:lineRule="auto"/>
       </w:pPr>
       <w:rPr>
-        <w:rFonts w:asciiTheme="majorHAnsi" w:eastAsiaTheme="majorEastAsia" w:hAnsiTheme="majorHAnsi" w:cstheme="majorBidi"/>
+        <w:rFonts/>
         <w:b/>
         <w:bCs/>
       </w:rPr>
@@ -3719,7 +3533,7 @@
         <w:spacing w:before="0" w:after="0" w:line="240" w:lineRule="auto"/>
       </w:pPr>
       <w:rPr>
-        <w:rFonts w:asciiTheme="majorHAnsi" w:eastAsiaTheme="majorEastAsia" w:hAnsiTheme="majorHAnsi" w:cstheme="majorBidi"/>
+        <w:rFonts/>
         <w:b/>
         <w:bCs/>
       </w:rPr>
@@ -3737,14 +3551,14 @@
     </w:tblStylePr>
     <w:tblStylePr w:type="firstCol">
       <w:rPr>
-        <w:rFonts w:asciiTheme="majorHAnsi" w:eastAsiaTheme="majorEastAsia" w:hAnsiTheme="majorHAnsi" w:cstheme="majorBidi"/>
+        <w:rFonts/>
         <w:b/>
         <w:bCs/>
       </w:rPr>
     </w:tblStylePr>
     <w:tblStylePr w:type="lastCol">
       <w:rPr>
-        <w:rFonts w:asciiTheme="majorHAnsi" w:eastAsiaTheme="majorEastAsia" w:hAnsiTheme="majorHAnsi" w:cstheme="majorBidi"/>
+        <w:rFonts/>
         <w:b/>
         <w:bCs/>
       </w:rPr>
@@ -3828,7 +3642,7 @@
         <w:spacing w:before="0" w:after="0" w:line="240" w:lineRule="auto"/>
       </w:pPr>
       <w:rPr>
-        <w:rFonts w:asciiTheme="majorHAnsi" w:eastAsiaTheme="majorEastAsia" w:hAnsiTheme="majorHAnsi" w:cstheme="majorBidi"/>
+        <w:rFonts/>
         <w:b/>
         <w:bCs/>
       </w:rPr>
@@ -3849,7 +3663,7 @@
         <w:spacing w:before="0" w:after="0" w:line="240" w:lineRule="auto"/>
       </w:pPr>
       <w:rPr>
-        <w:rFonts w:asciiTheme="majorHAnsi" w:eastAsiaTheme="majorEastAsia" w:hAnsiTheme="majorHAnsi" w:cstheme="majorBidi"/>
+        <w:rFonts/>
         <w:b/>
         <w:bCs/>
       </w:rPr>
@@ -3867,14 +3681,14 @@
     </w:tblStylePr>
     <w:tblStylePr w:type="firstCol">
       <w:rPr>
-        <w:rFonts w:asciiTheme="majorHAnsi" w:eastAsiaTheme="majorEastAsia" w:hAnsiTheme="majorHAnsi" w:cstheme="majorBidi"/>
+        <w:rFonts/>
         <w:b/>
         <w:bCs/>
       </w:rPr>
     </w:tblStylePr>
     <w:tblStylePr w:type="lastCol">
       <w:rPr>
-        <w:rFonts w:asciiTheme="majorHAnsi" w:eastAsiaTheme="majorEastAsia" w:hAnsiTheme="majorHAnsi" w:cstheme="majorBidi"/>
+        <w:rFonts/>
         <w:b/>
         <w:bCs/>
       </w:rPr>
@@ -3958,7 +3772,7 @@
         <w:spacing w:before="0" w:after="0" w:line="240" w:lineRule="auto"/>
       </w:pPr>
       <w:rPr>
-        <w:rFonts w:asciiTheme="majorHAnsi" w:eastAsiaTheme="majorEastAsia" w:hAnsiTheme="majorHAnsi" w:cstheme="majorBidi"/>
+        <w:rFonts/>
         <w:b/>
         <w:bCs/>
       </w:rPr>
@@ -3979,7 +3793,7 @@
         <w:spacing w:before="0" w:after="0" w:line="240" w:lineRule="auto"/>
       </w:pPr>
       <w:rPr>
-        <w:rFonts w:asciiTheme="majorHAnsi" w:eastAsiaTheme="majorEastAsia" w:hAnsiTheme="majorHAnsi" w:cstheme="majorBidi"/>
+        <w:rFonts/>
         <w:b/>
         <w:bCs/>
       </w:rPr>
@@ -3997,14 +3811,14 @@
     </w:tblStylePr>
     <w:tblStylePr w:type="firstCol">
       <w:rPr>
-        <w:rFonts w:asciiTheme="majorHAnsi" w:eastAsiaTheme="majorEastAsia" w:hAnsiTheme="majorHAnsi" w:cstheme="majorBidi"/>
+        <w:rFonts/>
         <w:b/>
         <w:bCs/>
       </w:rPr>
     </w:tblStylePr>
     <w:tblStylePr w:type="lastCol">
       <w:rPr>
-        <w:rFonts w:asciiTheme="majorHAnsi" w:eastAsiaTheme="majorEastAsia" w:hAnsiTheme="majorHAnsi" w:cstheme="majorBidi"/>
+        <w:rFonts/>
         <w:b/>
         <w:bCs/>
       </w:rPr>
@@ -4088,7 +3902,7 @@
         <w:spacing w:before="0" w:after="0" w:line="240" w:lineRule="auto"/>
       </w:pPr>
       <w:rPr>
-        <w:rFonts w:asciiTheme="majorHAnsi" w:eastAsiaTheme="majorEastAsia" w:hAnsiTheme="majorHAnsi" w:cstheme="majorBidi"/>
+        <w:rFonts/>
         <w:b/>
         <w:bCs/>
       </w:rPr>
@@ -4109,7 +3923,7 @@
         <w:spacing w:before="0" w:after="0" w:line="240" w:lineRule="auto"/>
       </w:pPr>
       <w:rPr>
-        <w:rFonts w:asciiTheme="majorHAnsi" w:eastAsiaTheme="majorEastAsia" w:hAnsiTheme="majorHAnsi" w:cstheme="majorBidi"/>
+        <w:rFonts/>
         <w:b/>
         <w:bCs/>
       </w:rPr>
@@ -4127,14 +3941,14 @@
     </w:tblStylePr>
     <w:tblStylePr w:type="firstCol">
       <w:rPr>
-        <w:rFonts w:asciiTheme="majorHAnsi" w:eastAsiaTheme="majorEastAsia" w:hAnsiTheme="majorHAnsi" w:cstheme="majorBidi"/>
+        <w:rFonts/>
         <w:b/>
         <w:bCs/>
       </w:rPr>
     </w:tblStylePr>
     <w:tblStylePr w:type="lastCol">
       <w:rPr>
-        <w:rFonts w:asciiTheme="majorHAnsi" w:eastAsiaTheme="majorEastAsia" w:hAnsiTheme="majorHAnsi" w:cstheme="majorBidi"/>
+        <w:rFonts/>
         <w:b/>
         <w:bCs/>
       </w:rPr>
@@ -5999,7 +5813,7 @@
     </w:tblPr>
     <w:tblStylePr w:type="firstRow">
       <w:rPr>
-        <w:rFonts w:asciiTheme="majorHAnsi" w:eastAsiaTheme="majorEastAsia" w:hAnsiTheme="majorHAnsi" w:cstheme="majorBidi"/>
+        <w:rFonts/>
       </w:rPr>
       <w:tblPr/>
       <w:tcPr>
@@ -6083,7 +5897,7 @@
     </w:tblPr>
     <w:tblStylePr w:type="firstRow">
       <w:rPr>
-        <w:rFonts w:asciiTheme="majorHAnsi" w:eastAsiaTheme="majorEastAsia" w:hAnsiTheme="majorHAnsi" w:cstheme="majorBidi"/>
+        <w:rFonts/>
       </w:rPr>
       <w:tblPr/>
       <w:tcPr>
@@ -6167,7 +5981,7 @@
     </w:tblPr>
     <w:tblStylePr w:type="firstRow">
       <w:rPr>
-        <w:rFonts w:asciiTheme="majorHAnsi" w:eastAsiaTheme="majorEastAsia" w:hAnsiTheme="majorHAnsi" w:cstheme="majorBidi"/>
+        <w:rFonts/>
       </w:rPr>
       <w:tblPr/>
       <w:tcPr>
@@ -6251,7 +6065,7 @@
     </w:tblPr>
     <w:tblStylePr w:type="firstRow">
       <w:rPr>
-        <w:rFonts w:asciiTheme="majorHAnsi" w:eastAsiaTheme="majorEastAsia" w:hAnsiTheme="majorHAnsi" w:cstheme="majorBidi"/>
+        <w:rFonts/>
       </w:rPr>
       <w:tblPr/>
       <w:tcPr>
@@ -6335,7 +6149,7 @@
     </w:tblPr>
     <w:tblStylePr w:type="firstRow">
       <w:rPr>
-        <w:rFonts w:asciiTheme="majorHAnsi" w:eastAsiaTheme="majorEastAsia" w:hAnsiTheme="majorHAnsi" w:cstheme="majorBidi"/>
+        <w:rFonts/>
       </w:rPr>
       <w:tblPr/>
       <w:tcPr>
@@ -6419,7 +6233,7 @@
     </w:tblPr>
     <w:tblStylePr w:type="firstRow">
       <w:rPr>
-        <w:rFonts w:asciiTheme="majorHAnsi" w:eastAsiaTheme="majorEastAsia" w:hAnsiTheme="majorHAnsi" w:cstheme="majorBidi"/>
+        <w:rFonts/>
       </w:rPr>
       <w:tblPr/>
       <w:tcPr>
@@ -6503,7 +6317,7 @@
     </w:tblPr>
     <w:tblStylePr w:type="firstRow">
       <w:rPr>
-        <w:rFonts w:asciiTheme="majorHAnsi" w:eastAsiaTheme="majorEastAsia" w:hAnsiTheme="majorHAnsi" w:cstheme="majorBidi"/>
+        <w:rFonts/>
       </w:rPr>
       <w:tblPr/>
       <w:tcPr>
@@ -6568,7 +6382,7 @@
       <w:spacing w:after="0" w:line="240" w:lineRule="auto"/>
     </w:pPr>
     <w:rPr>
-      <w:rFonts w:asciiTheme="majorHAnsi" w:eastAsiaTheme="majorEastAsia" w:hAnsiTheme="majorHAnsi" w:cstheme="majorBidi"/>
+      <w:rFonts/>
       <w:color w:val="000000" w:themeColor="text1"/>
     </w:rPr>
     <w:tblPr>
@@ -6696,7 +6510,7 @@
       <w:spacing w:after="0" w:line="240" w:lineRule="auto"/>
     </w:pPr>
     <w:rPr>
-      <w:rFonts w:asciiTheme="majorHAnsi" w:eastAsiaTheme="majorEastAsia" w:hAnsiTheme="majorHAnsi" w:cstheme="majorBidi"/>
+      <w:rFonts/>
       <w:color w:val="000000" w:themeColor="text1"/>
     </w:rPr>
     <w:tblPr>
@@ -6824,7 +6638,7 @@
       <w:spacing w:after="0" w:line="240" w:lineRule="auto"/>
     </w:pPr>
     <w:rPr>
-      <w:rFonts w:asciiTheme="majorHAnsi" w:eastAsiaTheme="majorEastAsia" w:hAnsiTheme="majorHAnsi" w:cstheme="majorBidi"/>
+      <w:rFonts/>
       <w:color w:val="000000" w:themeColor="text1"/>
     </w:rPr>
     <w:tblPr>
@@ -6952,7 +6766,7 @@
       <w:spacing w:after="0" w:line="240" w:lineRule="auto"/>
     </w:pPr>
     <w:rPr>
-      <w:rFonts w:asciiTheme="majorHAnsi" w:eastAsiaTheme="majorEastAsia" w:hAnsiTheme="majorHAnsi" w:cstheme="majorBidi"/>
+      <w:rFonts/>
       <w:color w:val="000000" w:themeColor="text1"/>
     </w:rPr>
     <w:tblPr>
@@ -7080,7 +6894,7 @@
       <w:spacing w:after="0" w:line="240" w:lineRule="auto"/>
     </w:pPr>
     <w:rPr>
-      <w:rFonts w:asciiTheme="majorHAnsi" w:eastAsiaTheme="majorEastAsia" w:hAnsiTheme="majorHAnsi" w:cstheme="majorBidi"/>
+      <w:rFonts/>
       <w:color w:val="000000" w:themeColor="text1"/>
     </w:rPr>
     <w:tblPr>
@@ -7208,7 +7022,7 @@
       <w:spacing w:after="0" w:line="240" w:lineRule="auto"/>
     </w:pPr>
     <w:rPr>
-      <w:rFonts w:asciiTheme="majorHAnsi" w:eastAsiaTheme="majorEastAsia" w:hAnsiTheme="majorHAnsi" w:cstheme="majorBidi"/>
+      <w:rFonts/>
       <w:color w:val="000000" w:themeColor="text1"/>
     </w:rPr>
     <w:tblPr>
@@ -7336,7 +7150,7 @@
       <w:spacing w:after="0" w:line="240" w:lineRule="auto"/>
     </w:pPr>
     <w:rPr>
-      <w:rFonts w:asciiTheme="majorHAnsi" w:eastAsiaTheme="majorEastAsia" w:hAnsiTheme="majorHAnsi" w:cstheme="majorBidi"/>
+      <w:rFonts/>
       <w:color w:val="000000" w:themeColor="text1"/>
     </w:rPr>
     <w:tblPr>
@@ -7975,7 +7789,7 @@
       <w:spacing w:after="0" w:line="240" w:lineRule="auto"/>
     </w:pPr>
     <w:rPr>
-      <w:rFonts w:asciiTheme="majorHAnsi" w:eastAsiaTheme="majorEastAsia" w:hAnsiTheme="majorHAnsi" w:cstheme="majorBidi"/>
+      <w:rFonts/>
       <w:color w:val="000000" w:themeColor="text1"/>
     </w:rPr>
     <w:tblPr>
@@ -8100,7 +7914,7 @@
       <w:spacing w:after="0" w:line="240" w:lineRule="auto"/>
     </w:pPr>
     <w:rPr>
-      <w:rFonts w:asciiTheme="majorHAnsi" w:eastAsiaTheme="majorEastAsia" w:hAnsiTheme="majorHAnsi" w:cstheme="majorBidi"/>
+      <w:rFonts/>
       <w:color w:val="000000" w:themeColor="text1"/>
     </w:rPr>
     <w:tblPr>
@@ -8225,7 +8039,7 @@
       <w:spacing w:after="0" w:line="240" w:lineRule="auto"/>
     </w:pPr>
     <w:rPr>
-      <w:rFonts w:asciiTheme="majorHAnsi" w:eastAsiaTheme="majorEastAsia" w:hAnsiTheme="majorHAnsi" w:cstheme="majorBidi"/>
+      <w:rFonts/>
       <w:color w:val="000000" w:themeColor="text1"/>
     </w:rPr>
     <w:tblPr>
@@ -8350,7 +8164,7 @@
       <w:spacing w:after="0" w:line="240" w:lineRule="auto"/>
     </w:pPr>
     <w:rPr>
-      <w:rFonts w:asciiTheme="majorHAnsi" w:eastAsiaTheme="majorEastAsia" w:hAnsiTheme="majorHAnsi" w:cstheme="majorBidi"/>
+      <w:rFonts/>
       <w:color w:val="000000" w:themeColor="text1"/>
     </w:rPr>
     <w:tblPr>
@@ -8475,7 +8289,7 @@
       <w:spacing w:after="0" w:line="240" w:lineRule="auto"/>
     </w:pPr>
     <w:rPr>
-      <w:rFonts w:asciiTheme="majorHAnsi" w:eastAsiaTheme="majorEastAsia" w:hAnsiTheme="majorHAnsi" w:cstheme="majorBidi"/>
+      <w:rFonts/>
       <w:color w:val="000000" w:themeColor="text1"/>
     </w:rPr>
     <w:tblPr>
@@ -8600,7 +8414,7 @@
       <w:spacing w:after="0" w:line="240" w:lineRule="auto"/>
     </w:pPr>
     <w:rPr>
-      <w:rFonts w:asciiTheme="majorHAnsi" w:eastAsiaTheme="majorEastAsia" w:hAnsiTheme="majorHAnsi" w:cstheme="majorBidi"/>
+      <w:rFonts/>
       <w:color w:val="000000" w:themeColor="text1"/>
     </w:rPr>
     <w:tblPr>
@@ -8725,7 +8539,7 @@
       <w:spacing w:after="0" w:line="240" w:lineRule="auto"/>
     </w:pPr>
     <w:rPr>
-      <w:rFonts w:asciiTheme="majorHAnsi" w:eastAsiaTheme="majorEastAsia" w:hAnsiTheme="majorHAnsi" w:cstheme="majorBidi"/>
+      <w:rFonts/>
       <w:color w:val="000000" w:themeColor="text1"/>
     </w:rPr>
     <w:tblPr>
